--- a/resumes/resume_2026_bioinfo.docx
+++ b/resumes/resume_2026_bioinfo.docx
@@ -5,49 +5,325 @@
     <w:p>
       <w:pPr>
         <w:pStyle w:val="Title"/>
-      </w:pPr>
-      <w:r>
-        <w:t>Luigui Gallardo-Becerra</w:t>
+        <w:jc w:val="center"/>
+        <w:rPr>
+          <w:lang w:val="es-ES"/>
+        </w:rPr>
+      </w:pPr>
+      <w:r>
+        <w:rPr>
+          <w:lang w:val="es-ES"/>
+        </w:rPr>
+        <w:t>Luigui Gallardo</w:t>
+      </w:r>
+      <w:r>
+        <w:rPr>
+          <w:lang w:val="es-ES"/>
+        </w:rPr>
+        <w:t>-</w:t>
+      </w:r>
+      <w:r>
+        <w:rPr>
+          <w:lang w:val="es-ES"/>
+        </w:rPr>
+        <w:t>Becerra</w:t>
+      </w:r>
+    </w:p>
+    <w:p>
+      <w:pPr>
+        <w:pStyle w:val="Title"/>
+        <w:jc w:val="center"/>
+        <w:rPr>
+          <w:b w:val="0"/>
+          <w:bCs w:val="0"/>
+          <w:sz w:val="20"/>
+          <w:szCs w:val="26"/>
+          <w:lang w:val="es-ES"/>
+        </w:rPr>
+      </w:pPr>
+      <w:r>
+        <w:rPr>
+          <w:b w:val="0"/>
+          <w:bCs w:val="0"/>
+          <w:sz w:val="20"/>
+          <w:szCs w:val="26"/>
+          <w:lang w:val="es-ES"/>
+        </w:rPr>
+        <w:t xml:space="preserve">Bioinformatician </w:t>
+      </w:r>
+      <w:r>
+        <w:rPr>
+          <w:b w:val="0"/>
+          <w:bCs w:val="0"/>
+          <w:sz w:val="20"/>
+          <w:szCs w:val="26"/>
+          <w:lang w:val="es-ES"/>
+        </w:rPr>
+        <w:t xml:space="preserve">| </w:t>
+      </w:r>
+      <w:r>
+        <w:rPr>
+          <w:b w:val="0"/>
+          <w:bCs w:val="0"/>
+          <w:sz w:val="20"/>
+          <w:szCs w:val="26"/>
+          <w:lang w:val="es-ES"/>
+        </w:rPr>
+        <w:t>Molecular Biologist</w:t>
+      </w:r>
+    </w:p>
+    <w:p>
+      <w:pPr>
+        <w:pStyle w:val="Subtitle"/>
+        <w:jc w:val="center"/>
+        <w:rPr>
+          <w:lang w:val="es-ES"/>
+        </w:rPr>
+      </w:pPr>
+      <w:r>
+        <w:rPr>
+          <w:lang w:val="es-ES"/>
+        </w:rPr>
+        <w:t xml:space="preserve">+1 619 602 0725 | </w:t>
+      </w:r>
+      <w:hyperlink r:id="rId9" w:history="1">
+        <w:r>
+          <w:rPr>
+            <w:rStyle w:val="Hyperlink"/>
+            <w:lang w:val="es-ES"/>
+          </w:rPr>
+          <w:t>luiguimichelgallardo@gmail.com</w:t>
+        </w:r>
+      </w:hyperlink>
+      <w:r>
+        <w:rPr>
+          <w:lang w:val="es-ES"/>
+        </w:rPr>
+        <w:t xml:space="preserve"> | </w:t>
+      </w:r>
+      <w:hyperlink r:id="rId10" w:history="1">
+        <w:r>
+          <w:rPr>
+            <w:rStyle w:val="Hyperlink"/>
+            <w:lang w:val="es-ES"/>
+          </w:rPr>
+          <w:t>www.lmgb.xyz</w:t>
+        </w:r>
+      </w:hyperlink>
+      <w:r>
+        <w:rPr>
+          <w:lang w:val="es-ES"/>
+        </w:rPr>
+        <w:t xml:space="preserve"> | </w:t>
+      </w:r>
+      <w:proofErr w:type="spellStart"/>
+      <w:r>
+        <w:rPr>
+          <w:lang w:val="es-ES"/>
+        </w:rPr>
+        <w:t>github</w:t>
+      </w:r>
+      <w:proofErr w:type="spellEnd"/>
+      <w:r>
+        <w:rPr>
+          <w:lang w:val="es-ES"/>
+        </w:rPr>
+        <w:t xml:space="preserve">: </w:t>
+      </w:r>
+      <w:hyperlink r:id="rId11" w:history="1">
+        <w:proofErr w:type="spellStart"/>
+        <w:r>
+          <w:rPr>
+            <w:rStyle w:val="Hyperlink"/>
+            <w:lang w:val="es-ES"/>
+          </w:rPr>
+          <w:t>LuiguiGallardo</w:t>
+        </w:r>
+        <w:proofErr w:type="spellEnd"/>
+      </w:hyperlink>
+      <w:r>
+        <w:rPr>
+          <w:lang w:val="es-ES"/>
+        </w:rPr>
+        <w:t xml:space="preserve"> | </w:t>
+      </w:r>
+      <w:proofErr w:type="spellStart"/>
+      <w:r>
+        <w:rPr>
+          <w:lang w:val="es-ES"/>
+        </w:rPr>
+        <w:t>linkedin</w:t>
+      </w:r>
+      <w:proofErr w:type="spellEnd"/>
+      <w:r>
+        <w:rPr>
+          <w:lang w:val="es-ES"/>
+        </w:rPr>
+        <w:t xml:space="preserve">: </w:t>
+      </w:r>
+      <w:hyperlink r:id="rId12" w:history="1">
+        <w:proofErr w:type="spellStart"/>
+        <w:r>
+          <w:rPr>
+            <w:rStyle w:val="Hyperlink"/>
+            <w:lang w:val="es-ES"/>
+          </w:rPr>
+          <w:t>luiguigallardo</w:t>
+        </w:r>
+        <w:proofErr w:type="spellEnd"/>
+      </w:hyperlink>
+    </w:p>
+    <w:p>
+      <w:pPr>
+        <w:pStyle w:val="Heading1"/>
+        <w:jc w:val="both"/>
+      </w:pPr>
+      <w:r>
+        <w:rPr>
+          <w:lang w:val="es-ES"/>
+        </w:rPr>
+        <w:t xml:space="preserve"> </w:t>
+      </w:r>
+      <w:r>
+        <w:t>Career Summary</w:t>
+      </w:r>
+    </w:p>
+    <w:p>
+      <w:pPr>
+        <w:jc w:val="both"/>
+      </w:pPr>
+      <w:r>
+        <w:t>Computational Biologist and Data Scientist with 6+ years of expertise managing high-volume NGS datasets across genomics, transcriptomics, and microbiome research. Proven ability to build robust, scalable bioinformatics pipelines and apply machine learning algorithms to complex biological data. Experienced in high-performance computing with a strong scientific track record of 1</w:t>
+      </w:r>
+      <w:r>
+        <w:t>5</w:t>
+      </w:r>
+      <w:r>
+        <w:t xml:space="preserve"> peer-reviewed publications.</w:t>
+      </w:r>
+    </w:p>
+    <w:p>
+      <w:pPr>
+        <w:pStyle w:val="Heading1"/>
+        <w:jc w:val="both"/>
+      </w:pPr>
+      <w:r>
+        <w:t xml:space="preserve"> Experience</w:t>
+      </w:r>
+    </w:p>
+    <w:p>
+      <w:pPr>
+        <w:pStyle w:val="Heading2"/>
+        <w:rPr>
+          <w:b/>
+          <w:bCs w:val="0"/>
+        </w:rPr>
+      </w:pPr>
+      <w:r>
+        <w:rPr>
+          <w:b/>
+          <w:bCs w:val="0"/>
+        </w:rPr>
+        <w:t xml:space="preserve">STEM Python Expert (Chemistry and Biology) | </w:t>
+      </w:r>
+      <w:proofErr w:type="spellStart"/>
+      <w:r>
+        <w:rPr>
+          <w:b/>
+          <w:bCs w:val="0"/>
+        </w:rPr>
+        <w:t>Mercor</w:t>
+      </w:r>
+      <w:proofErr w:type="spellEnd"/>
+      <w:r>
+        <w:rPr>
+          <w:b/>
+          <w:bCs w:val="0"/>
+        </w:rPr>
         <w:tab/>
-        <w:t>Bioinformatician | Molecular Biologist</w:t>
-      </w:r>
-    </w:p>
-    <w:p>
-      <w:pPr>
-        <w:pStyle w:val="Subtitle"/>
-      </w:pPr>
-      <w:r>
-        <w:t>+1 619 602 0725 | luiguimichelgallardo@gmail.com | www.lmgb.xyz | github: LuiguiGallardo | linkedin: luiguigallardo</w:t>
-      </w:r>
-    </w:p>
-    <w:p>
-      <w:pPr>
-        <w:pStyle w:val="Heading1"/>
-      </w:pPr>
-      <w:r>
-        <w:t xml:space="preserve"> Career Summary</w:t>
-      </w:r>
-    </w:p>
-    <w:p>
-      <w:pPr/>
-      <w:r>
-        <w:t>Experienced Bioinformatician and Data Scientist with 6+ years of expertise in genomics, transcriptomics, and microbiome analysis. Skilled in developing scalable bioinformatics pipelines, managing large-scale NGS datasets, and implementing machine learning approaches for biological data analysis. Proven track record with 14 peer-reviewed publications and extensive experience in high-performance computing environments.</w:t>
-      </w:r>
-    </w:p>
-    <w:p>
-      <w:pPr>
-        <w:pStyle w:val="Heading1"/>
-      </w:pPr>
-      <w:r>
-        <w:t xml:space="preserve"> Experience</w:t>
+        <w:t>April 202</w:t>
+      </w:r>
+      <w:r>
+        <w:rPr>
+          <w:b/>
+          <w:bCs w:val="0"/>
+        </w:rPr>
+        <w:t>6</w:t>
+      </w:r>
+      <w:r>
+        <w:rPr>
+          <w:b/>
+          <w:bCs w:val="0"/>
+        </w:rPr>
+        <w:t xml:space="preserve"> - Present</w:t>
+      </w:r>
+    </w:p>
+    <w:p>
+      <w:pPr>
+        <w:pStyle w:val="ListBullet"/>
+      </w:pPr>
+      <w:r>
+        <w:rPr>
+          <w:b/>
+          <w:bCs/>
+        </w:rPr>
+        <w:t>LLM Benchmarking:</w:t>
+      </w:r>
+      <w:r>
+        <w:t xml:space="preserve"> Designed and solved complex coding challenges to benchmark Large Language Models (LLMs) and rigorously verify their logical reasoning.</w:t>
+      </w:r>
+    </w:p>
+    <w:p>
+      <w:pPr>
+        <w:pStyle w:val="ListBullet"/>
+      </w:pPr>
+      <w:r>
+        <w:rPr>
+          <w:b/>
+          <w:bCs/>
+        </w:rPr>
+        <w:t>Code Evaluation:</w:t>
+      </w:r>
+      <w:r>
+        <w:t xml:space="preserve"> Evaluated and debugged AI-generated Python code across STEM domains to ensure strict accuracy, optimal performance, and adherence to best practices.</w:t>
+      </w:r>
+    </w:p>
+    <w:p>
+      <w:pPr>
+        <w:pStyle w:val="ListBullet"/>
+      </w:pPr>
+      <w:r>
+        <w:rPr>
+          <w:b/>
+          <w:bCs/>
+        </w:rPr>
+        <w:t>RLHF &amp; Dataset Generation:</w:t>
+      </w:r>
+      <w:r>
+        <w:t xml:space="preserve"> Annotated, ranked, and corrected model responses to generate high-quality datasets for AI training via reinforcement learning from human feedback (RLHF).</w:t>
       </w:r>
     </w:p>
     <w:p>
       <w:pPr>
         <w:pStyle w:val="Heading2"/>
-      </w:pPr>
-      <w:r>
+        <w:jc w:val="both"/>
+        <w:rPr>
+          <w:b/>
+          <w:bCs w:val="0"/>
+        </w:rPr>
+      </w:pPr>
+      <w:r>
+        <w:rPr>
+          <w:b/>
+          <w:bCs w:val="0"/>
+        </w:rPr>
         <w:t>Research Assistant (Bioinformatics &amp; Data Science) | Institute of Biotechnology, UNAM</w:t>
+      </w:r>
+      <w:r>
+        <w:rPr>
+          <w:b/>
+          <w:bCs w:val="0"/>
+        </w:rPr>
         <w:tab/>
         <w:t>January 2019 - July 2025</w:t>
       </w:r>
@@ -55,8 +331,8 @@
     <w:p>
       <w:pPr>
         <w:pStyle w:val="ListBullet"/>
-      </w:pPr>
-      <w:r/>
+        <w:jc w:val="both"/>
+      </w:pPr>
       <w:r>
         <w:rPr>
           <w:b/>
@@ -64,14 +340,30 @@
         <w:t>Bioinformatics workflow engineering:</w:t>
       </w:r>
       <w:r>
-        <w:t xml:space="preserve"> Designed and implemented automated, reproducible pipelines using Snakemake, Nextflow, Python, and Bash for large-scale NGS data processing.</w:t>
+        <w:t xml:space="preserve"> Designed and implemented automated, reproducible pipelines using </w:t>
+      </w:r>
+      <w:proofErr w:type="spellStart"/>
+      <w:r>
+        <w:t>Snakemake</w:t>
+      </w:r>
+      <w:proofErr w:type="spellEnd"/>
+      <w:r>
+        <w:t xml:space="preserve">, </w:t>
+      </w:r>
+      <w:proofErr w:type="spellStart"/>
+      <w:r>
+        <w:t>Nextflow</w:t>
+      </w:r>
+      <w:proofErr w:type="spellEnd"/>
+      <w:r>
+        <w:t>, Python, and Bash for large-scale NGS data processing.</w:t>
       </w:r>
     </w:p>
     <w:p>
       <w:pPr>
         <w:pStyle w:val="ListBullet"/>
-      </w:pPr>
-      <w:r/>
+        <w:jc w:val="both"/>
+      </w:pPr>
       <w:r>
         <w:rPr>
           <w:b/>
@@ -85,68 +377,38 @@
     <w:p>
       <w:pPr>
         <w:pStyle w:val="ListBullet"/>
-      </w:pPr>
-      <w:r/>
-      <w:r>
-        <w:rPr>
-          <w:b/>
-        </w:rPr>
-        <w:t>Microbiome and metagenomics:</w:t>
-      </w:r>
-      <w:r>
-        <w:t xml:space="preserve"> Performed taxonomic profiling, functional annotation, and comparative microbiome analyses to identify microbial signatures and biological patterns.</w:t>
+        <w:jc w:val="both"/>
+      </w:pPr>
+      <w:r>
+        <w:rPr>
+          <w:b/>
+        </w:rPr>
+        <w:t>Machine learning and statistical modeling:</w:t>
+      </w:r>
+      <w:r>
+        <w:t xml:space="preserve"> Applied supervised and unsupervised learning methods to identify biomarkers, classify samples, and uncover structure in high-dimensional omics datasets.</w:t>
       </w:r>
     </w:p>
     <w:p>
       <w:pPr>
         <w:pStyle w:val="ListBullet"/>
-      </w:pPr>
-      <w:r/>
-      <w:r>
-        <w:rPr>
-          <w:b/>
-        </w:rPr>
-        <w:t>Machine learning and statistical modeling:</w:t>
-      </w:r>
-      <w:r>
-        <w:t xml:space="preserve"> Applied supervised and unsupervised learning methods to identify biomarkers, classify samples, and uncover structure in high-dimensional omics datasets.</w:t>
+        <w:jc w:val="both"/>
+      </w:pPr>
+      <w:r>
+        <w:rPr>
+          <w:b/>
+        </w:rPr>
+        <w:t>High-performance computing (HPC):</w:t>
+      </w:r>
+      <w:r>
+        <w:t xml:space="preserve"> Administered HPC clusters, optimized pipeline performance, and managed large-scale computational workloads across Linux/SLURM environments.</w:t>
       </w:r>
     </w:p>
     <w:p>
       <w:pPr>
         <w:pStyle w:val="ListBullet"/>
-      </w:pPr>
-      <w:r/>
-      <w:r>
-        <w:rPr>
-          <w:b/>
-        </w:rPr>
-        <w:t>Database design and curation:</w:t>
-      </w:r>
-      <w:r>
-        <w:t xml:space="preserve"> Built and maintained biological databases using PostgreSQL; developed ETL workflows for structured multi-omics data integration; ensured data consistency and quality control.</w:t>
-      </w:r>
-    </w:p>
-    <w:p>
-      <w:pPr>
-        <w:pStyle w:val="ListBullet"/>
-      </w:pPr>
-      <w:r/>
-      <w:r>
-        <w:rPr>
-          <w:b/>
-        </w:rPr>
-        <w:t>High-performance computing (HPC):</w:t>
-      </w:r>
-      <w:r>
-        <w:t xml:space="preserve"> Administered HPC clusters, optimized pipeline performance, and managed large-scale computational workloads across Linux/SLURM environments.</w:t>
-      </w:r>
-    </w:p>
-    <w:p>
-      <w:pPr>
-        <w:pStyle w:val="ListBullet"/>
-      </w:pPr>
-      <w:r/>
+        <w:jc w:val="both"/>
+      </w:pPr>
       <w:r>
         <w:rPr>
           <w:b/>
@@ -159,83 +421,390 @@
     </w:p>
     <w:p>
       <w:pPr>
-        <w:pStyle w:val="ListBullet"/>
-      </w:pPr>
-      <w:r/>
-      <w:r>
-        <w:rPr>
-          <w:b/>
-        </w:rPr>
-        <w:t>API development:</w:t>
-      </w:r>
-      <w:r>
-        <w:t xml:space="preserve"> Built and consumed RESTful APIs to expose bioinformatics services and integrate external data sources into analysis workflows.</w:t>
-      </w:r>
-    </w:p>
-    <w:p>
-      <w:pPr>
         <w:pStyle w:val="Heading2"/>
-      </w:pPr>
-      <w:r>
+        <w:jc w:val="both"/>
+        <w:rPr>
+          <w:b/>
+          <w:bCs w:val="0"/>
+        </w:rPr>
+      </w:pPr>
+      <w:r>
+        <w:rPr>
+          <w:b/>
+          <w:bCs w:val="0"/>
+        </w:rPr>
         <w:t>Data Engineer | Appen</w:t>
+      </w:r>
+      <w:r>
+        <w:rPr>
+          <w:b/>
+          <w:bCs w:val="0"/>
+        </w:rPr>
         <w:tab/>
         <w:t>October 2016 - December 2018</w:t>
       </w:r>
     </w:p>
     <w:p>
-      <w:pPr/>
-      <w:r>
-        <w:t>Supported large-scale data processing projects by developing automated ETL pipelines with PostgreSQL to ensure efficient integration, cleaning, and transformation of high-volume datasets.</w:t>
-      </w:r>
-    </w:p>
-    <w:p>
-      <w:pPr/>
-      <w:r>
-        <w:t>Implemented data quality control workflows used for machine-learning model development, improving reliability and reproducibility of downstream analyses.</w:t>
-      </w:r>
-    </w:p>
-    <w:p>
-      <w:pPr/>
-      <w:r>
-        <w:t>Designed automated data collection and validation systems that reduced manual workload, increased data accuracy, and streamlined reporting processes across projects.</w:t>
-      </w:r>
-    </w:p>
-    <w:p>
       <w:pPr>
         <w:pStyle w:val="Heading2"/>
-      </w:pPr>
-      <w:r>
+        <w:numPr>
+          <w:ilvl w:val="0"/>
+          <w:numId w:val="5"/>
+        </w:numPr>
+        <w:jc w:val="both"/>
+        <w:rPr>
+          <w:rFonts w:eastAsiaTheme="minorEastAsia"/>
+          <w:bCs w:val="0"/>
+          <w:szCs w:val="24"/>
+          <w:lang w:eastAsia="en-GB"/>
+        </w:rPr>
+      </w:pPr>
+      <w:r>
+        <w:rPr>
+          <w:rFonts w:eastAsiaTheme="minorEastAsia"/>
+          <w:b/>
+          <w:szCs w:val="24"/>
+          <w:lang w:eastAsia="en-GB"/>
+        </w:rPr>
+        <w:t>ETL Engineering:</w:t>
+      </w:r>
+      <w:r>
+        <w:rPr>
+          <w:rFonts w:eastAsiaTheme="minorEastAsia"/>
+          <w:bCs w:val="0"/>
+          <w:szCs w:val="24"/>
+          <w:lang w:eastAsia="en-GB"/>
+        </w:rPr>
+        <w:t xml:space="preserve"> Developed automated PostgreSQL ETL pipelines to efficiently integrate, clean, and transform high-volume datasets.</w:t>
+      </w:r>
+    </w:p>
+    <w:p>
+      <w:pPr>
+        <w:pStyle w:val="Heading2"/>
+        <w:numPr>
+          <w:ilvl w:val="0"/>
+          <w:numId w:val="5"/>
+        </w:numPr>
+        <w:jc w:val="both"/>
+        <w:rPr>
+          <w:rFonts w:eastAsiaTheme="minorEastAsia"/>
+          <w:bCs w:val="0"/>
+          <w:szCs w:val="24"/>
+          <w:lang w:eastAsia="en-GB"/>
+        </w:rPr>
+      </w:pPr>
+      <w:r>
+        <w:rPr>
+          <w:rFonts w:eastAsiaTheme="minorEastAsia"/>
+          <w:b/>
+          <w:szCs w:val="24"/>
+          <w:lang w:eastAsia="en-GB"/>
+        </w:rPr>
+        <w:t>Data Quality Control:</w:t>
+      </w:r>
+      <w:r>
+        <w:rPr>
+          <w:rFonts w:eastAsiaTheme="minorEastAsia"/>
+          <w:bCs w:val="0"/>
+          <w:szCs w:val="24"/>
+          <w:lang w:eastAsia="en-GB"/>
+        </w:rPr>
+        <w:t xml:space="preserve"> Implemented robust QC workflows for machine learning models, ensuring high reliability and reproducibility in downstream analyses.</w:t>
+      </w:r>
+    </w:p>
+    <w:p>
+      <w:pPr>
+        <w:pStyle w:val="Heading2"/>
+        <w:numPr>
+          <w:ilvl w:val="0"/>
+          <w:numId w:val="5"/>
+        </w:numPr>
+        <w:jc w:val="both"/>
+        <w:rPr>
+          <w:rFonts w:eastAsiaTheme="minorEastAsia"/>
+          <w:bCs w:val="0"/>
+          <w:szCs w:val="24"/>
+          <w:lang w:eastAsia="en-GB"/>
+        </w:rPr>
+      </w:pPr>
+      <w:r>
+        <w:rPr>
+          <w:rFonts w:eastAsiaTheme="minorEastAsia"/>
+          <w:b/>
+          <w:szCs w:val="24"/>
+          <w:lang w:eastAsia="en-GB"/>
+        </w:rPr>
+        <w:t xml:space="preserve">Data Collection: </w:t>
+      </w:r>
+      <w:r>
+        <w:rPr>
+          <w:rFonts w:eastAsiaTheme="minorEastAsia"/>
+          <w:bCs w:val="0"/>
+          <w:szCs w:val="24"/>
+          <w:lang w:eastAsia="en-GB"/>
+        </w:rPr>
+        <w:t>Automated data collection and validation systems to minimize manual workload and streamline cross-project reporting.</w:t>
+      </w:r>
+    </w:p>
+    <w:p>
+      <w:pPr>
+        <w:pStyle w:val="Heading2"/>
+        <w:jc w:val="both"/>
+        <w:rPr>
+          <w:b/>
+          <w:bCs w:val="0"/>
+        </w:rPr>
+      </w:pPr>
+      <w:r>
+        <w:rPr>
+          <w:b/>
+          <w:bCs w:val="0"/>
+        </w:rPr>
         <w:t>Software Engineer (Internship) | Dept. of Computer Science, CUCEI</w:t>
+      </w:r>
+      <w:r>
+        <w:rPr>
+          <w:b/>
+          <w:bCs w:val="0"/>
+        </w:rPr>
         <w:tab/>
         <w:t>January 2016 - July 2016</w:t>
       </w:r>
     </w:p>
     <w:p>
-      <w:pPr/>
-      <w:r>
-        <w:t>Developed a cloud-based web application using ASP.NET Core for managing patient records and associated clinical data, contributing to database design, backend development, and user interface implementation.</w:t>
-      </w:r>
-    </w:p>
-    <w:p>
-      <w:pPr/>
-      <w:r>
-        <w:t>Built features to support secure data storage, retrieval, and visualization, reinforcing best practices in data integrity and compliance—skills directly applicable to modern bioinformatics and laboratory information systems.</w:t>
+      <w:pPr>
+        <w:pStyle w:val="ListParagraph"/>
+        <w:numPr>
+          <w:ilvl w:val="0"/>
+          <w:numId w:val="4"/>
+        </w:numPr>
+        <w:jc w:val="both"/>
+      </w:pPr>
+      <w:r>
+        <w:rPr>
+          <w:b/>
+          <w:bCs/>
+        </w:rPr>
+        <w:t>Web Development:</w:t>
+      </w:r>
+      <w:r>
+        <w:t xml:space="preserve"> Developed a cloud-based ASP.NET Core application for clinical data and patient record management.</w:t>
+      </w:r>
+    </w:p>
+    <w:p>
+      <w:pPr>
+        <w:pStyle w:val="ListParagraph"/>
+        <w:numPr>
+          <w:ilvl w:val="0"/>
+          <w:numId w:val="4"/>
+        </w:numPr>
+        <w:jc w:val="both"/>
+      </w:pPr>
+      <w:r>
+        <w:rPr>
+          <w:b/>
+          <w:bCs/>
+        </w:rPr>
+        <w:t>Data Integrity:</w:t>
+      </w:r>
+      <w:r>
+        <w:t xml:space="preserve"> Implemented secure data retrieval and visualization features tailored for modern bioinformatics compliance.</w:t>
       </w:r>
     </w:p>
     <w:p>
       <w:pPr>
         <w:pStyle w:val="Heading1"/>
-      </w:pPr>
-      <w:r>
-        <w:t xml:space="preserve"> Education</w:t>
+        <w:jc w:val="both"/>
+      </w:pPr>
+      <w:r>
+        <w:t xml:space="preserve">  Key Skills</w:t>
+      </w:r>
+    </w:p>
+    <w:p>
+      <w:pPr>
+        <w:jc w:val="both"/>
+      </w:pPr>
+      <w:r>
+        <w:rPr>
+          <w:b/>
+        </w:rPr>
+        <w:t>Programming &amp; Scripting:</w:t>
+      </w:r>
+      <w:r>
+        <w:t xml:space="preserve"> Python, R, Bash, SQL, Perl, C#, PostgreSQL, JavaScript</w:t>
+      </w:r>
+    </w:p>
+    <w:p>
+      <w:pPr>
+        <w:jc w:val="both"/>
+      </w:pPr>
+      <w:r>
+        <w:rPr>
+          <w:b/>
+        </w:rPr>
+        <w:t>Bioinformatics Tools &amp; Frameworks:</w:t>
+      </w:r>
+      <w:r>
+        <w:t xml:space="preserve"> </w:t>
+      </w:r>
+      <w:proofErr w:type="spellStart"/>
+      <w:r>
+        <w:t>Snakemake</w:t>
+      </w:r>
+      <w:proofErr w:type="spellEnd"/>
+      <w:r>
+        <w:t xml:space="preserve">, </w:t>
+      </w:r>
+      <w:proofErr w:type="spellStart"/>
+      <w:r>
+        <w:t>Nextflow</w:t>
+      </w:r>
+      <w:proofErr w:type="spellEnd"/>
+      <w:r>
+        <w:t xml:space="preserve">, Galaxy, QIIME2, Bioconductor, </w:t>
+      </w:r>
+      <w:proofErr w:type="spellStart"/>
+      <w:r>
+        <w:t>Biopython</w:t>
+      </w:r>
+      <w:proofErr w:type="spellEnd"/>
+      <w:r>
+        <w:t xml:space="preserve">, </w:t>
+      </w:r>
+      <w:proofErr w:type="spellStart"/>
+      <w:r>
+        <w:t>Samtools</w:t>
+      </w:r>
+      <w:proofErr w:type="spellEnd"/>
+      <w:r>
+        <w:t>, BLAST, BWA, Bowtie2</w:t>
+      </w:r>
+    </w:p>
+    <w:p>
+      <w:pPr>
+        <w:jc w:val="both"/>
+      </w:pPr>
+      <w:r>
+        <w:rPr>
+          <w:b/>
+        </w:rPr>
+        <w:t>NGS Data Analysis:</w:t>
+      </w:r>
+      <w:r>
+        <w:t xml:space="preserve"> Illumina/Nanopore workflows; quality control (FastQC, </w:t>
+      </w:r>
+      <w:proofErr w:type="spellStart"/>
+      <w:r>
+        <w:t>MultiQC</w:t>
+      </w:r>
+      <w:proofErr w:type="spellEnd"/>
+      <w:r>
+        <w:t>); read alignment; variant calling; de novo assembly; genome/transcriptome annotation</w:t>
+      </w:r>
+    </w:p>
+    <w:p>
+      <w:pPr>
+        <w:jc w:val="both"/>
+      </w:pPr>
+      <w:r>
+        <w:rPr>
+          <w:b/>
+        </w:rPr>
+        <w:t>Microbiome &amp; Multi-Omics Analysis:</w:t>
+      </w:r>
+      <w:r>
+        <w:t xml:space="preserve"> Metagenomics, metatranscriptomics, 16S rRNA profiling, comparative genomics, phylogenetics, transcriptomics</w:t>
+      </w:r>
+    </w:p>
+    <w:p>
+      <w:pPr>
+        <w:jc w:val="both"/>
+      </w:pPr>
+      <w:r>
+        <w:rPr>
+          <w:b/>
+        </w:rPr>
+        <w:t>Data Engineering &amp; Management:</w:t>
+      </w:r>
+      <w:r>
+        <w:t xml:space="preserve"> SQL/NoSQL database design, ETL workflows, data warehousing, Git version control</w:t>
+      </w:r>
+    </w:p>
+    <w:p>
+      <w:pPr>
+        <w:jc w:val="both"/>
+      </w:pPr>
+      <w:r>
+        <w:rPr>
+          <w:b/>
+        </w:rPr>
+        <w:t>Computing &amp; Infrastructure:</w:t>
+      </w:r>
+      <w:r>
+        <w:t xml:space="preserve"> Linux/Unix, HPC cluster administration, cloud computing (AWS, Google Cloud), containerization (Docker, Singularity), Conda environments</w:t>
+      </w:r>
+    </w:p>
+    <w:p>
+      <w:pPr>
+        <w:jc w:val="both"/>
+      </w:pPr>
+      <w:r>
+        <w:rPr>
+          <w:b/>
+        </w:rPr>
+        <w:t>Data Science &amp; Visualization:</w:t>
+      </w:r>
+      <w:r>
+        <w:t xml:space="preserve"> Statistical modeling, machine learning, visualization with ggplot2, seaborn, matplotlib, and R Shiny</w:t>
+      </w:r>
+    </w:p>
+    <w:p>
+      <w:pPr>
+        <w:jc w:val="both"/>
+      </w:pPr>
+      <w:r>
+        <w:rPr>
+          <w:b/>
+        </w:rPr>
+        <w:lastRenderedPageBreak/>
+        <w:t>Professional Skills:</w:t>
+      </w:r>
+      <w:r>
+        <w:t xml:space="preserve"> Project management, scientific communication, cross-functional collaboration, technical writing, problem-solving</w:t>
+      </w:r>
+    </w:p>
+    <w:p>
+      <w:pPr>
+        <w:jc w:val="both"/>
+      </w:pPr>
+      <w:r>
+        <w:rPr>
+          <w:b/>
+        </w:rPr>
+        <w:t>Languages:</w:t>
+      </w:r>
+      <w:r>
+        <w:t xml:space="preserve"> English (Full professional proficiency), Spanish (Native)</w:t>
+      </w:r>
+    </w:p>
+    <w:p>
+      <w:pPr>
+        <w:pStyle w:val="Heading1"/>
+        <w:jc w:val="both"/>
+      </w:pPr>
+      <w:r>
+        <w:t>Education</w:t>
       </w:r>
     </w:p>
     <w:p>
       <w:pPr>
         <w:pStyle w:val="Heading2"/>
-      </w:pPr>
-      <w:r>
-        <w:t>Ph.D. in Computational Biology | National Autonomous University of Mexico (UNAM) | Mexico City, Mexico</w:t>
+        <w:jc w:val="both"/>
+      </w:pPr>
+      <w:r>
+        <w:t>Ph.D. in Biochemistry | National Autonomous University of Mexico (UNAM) | Mexico</w:t>
+      </w:r>
+      <w:r>
         <w:tab/>
         <w:t>January 2019 - July 2025</w:t>
       </w:r>
@@ -243,9 +812,18 @@
     <w:p>
       <w:pPr>
         <w:pStyle w:val="Heading2"/>
-      </w:pPr>
-      <w:r>
-        <w:t>Master of Science in Computational Biology | National Autonomous University of Mexico (UNAM) | Mexico City, Mexico</w:t>
+        <w:jc w:val="both"/>
+      </w:pPr>
+      <w:r>
+        <w:t>Master of Science in Biochemistry</w:t>
+      </w:r>
+      <w:r>
+        <w:t xml:space="preserve"> </w:t>
+      </w:r>
+      <w:r>
+        <w:t>| National Autonomous University of Mexico (UNAM) | Mexico</w:t>
+      </w:r>
+      <w:r>
         <w:tab/>
         <w:t>August 2016 - January 2019</w:t>
       </w:r>
@@ -253,9 +831,12 @@
     <w:p>
       <w:pPr>
         <w:pStyle w:val="Heading2"/>
-      </w:pPr>
-      <w:r>
-        <w:t>Bachelor of Science in Molecular Biology | University of Guadalajara (UDG) | Guadalajara, Mexico</w:t>
+        <w:jc w:val="both"/>
+      </w:pPr>
+      <w:r>
+        <w:t>Bachelor of Science in Biology | University of Guadalajara (UDG) | Guadalajara, Mexico</w:t>
+      </w:r>
+      <w:r>
         <w:tab/>
         <w:t>August 2012 - January 2016</w:t>
       </w:r>
@@ -263,139 +844,25 @@
     <w:p>
       <w:pPr>
         <w:pStyle w:val="Heading1"/>
-      </w:pPr>
-      <w:r>
-        <w:t xml:space="preserve"> Key Skills</w:t>
-      </w:r>
-    </w:p>
-    <w:p>
-      <w:pPr/>
-      <w:r/>
-      <w:r>
-        <w:rPr>
-          <w:b/>
-        </w:rPr>
-        <w:t>Programming &amp; Scripting:</w:t>
-      </w:r>
-      <w:r>
-        <w:t xml:space="preserve"> Python, R, Bash, SQL, Perl, C#, PostgreSQL, JavaScript</w:t>
-      </w:r>
-    </w:p>
-    <w:p>
-      <w:pPr/>
-      <w:r/>
-      <w:r>
-        <w:rPr>
-          <w:b/>
-        </w:rPr>
-        <w:t>Bioinformatics Tools &amp; Frameworks:</w:t>
-      </w:r>
-      <w:r>
-        <w:t xml:space="preserve"> Snakemake, Nextflow, Galaxy, QIIME2, Bioconductor, Biopython, Samtools, BLAST, BWA, Bowtie2</w:t>
-      </w:r>
-    </w:p>
-    <w:p>
-      <w:pPr/>
-      <w:r/>
-      <w:r>
-        <w:rPr>
-          <w:b/>
-        </w:rPr>
-        <w:t>NGS Data Analysis:</w:t>
-      </w:r>
-      <w:r>
-        <w:t xml:space="preserve"> Illumina/Nanopore workflows; quality control (FastQC, MultiQC); read alignment; variant calling; de novo assembly; genome/transcriptome annotation</w:t>
-      </w:r>
-    </w:p>
-    <w:p>
-      <w:pPr/>
-      <w:r/>
-      <w:r>
-        <w:rPr>
-          <w:b/>
-        </w:rPr>
-        <w:t>Microbiome &amp; Multi-Omics Analysis:</w:t>
-      </w:r>
-      <w:r>
-        <w:t xml:space="preserve"> Metagenomics, metatranscriptomics, 16S rRNA profiling, comparative genomics, phylogenetics, transcriptomics</w:t>
-      </w:r>
-    </w:p>
-    <w:p>
-      <w:pPr/>
-      <w:r/>
-      <w:r>
-        <w:rPr>
-          <w:b/>
-        </w:rPr>
-        <w:t>Data Engineering &amp; Management:</w:t>
-      </w:r>
-      <w:r>
-        <w:t xml:space="preserve"> SQL/NoSQL database design, ETL workflows, data warehousing, Git version control, reproducible research practices</w:t>
-      </w:r>
-    </w:p>
-    <w:p>
-      <w:pPr/>
-      <w:r/>
-      <w:r>
-        <w:rPr>
-          <w:b/>
-        </w:rPr>
-        <w:t>Computing &amp; Infrastructure:</w:t>
-      </w:r>
-      <w:r>
-        <w:t xml:space="preserve"> Linux/Unix, HPC cluster administration, cloud computing (AWS, Google Cloud), containerization (Docker, Singularity), Conda environments</w:t>
-      </w:r>
-    </w:p>
-    <w:p>
-      <w:pPr/>
-      <w:r/>
-      <w:r>
-        <w:rPr>
-          <w:b/>
-        </w:rPr>
-        <w:t>Data Science &amp; Visualization:</w:t>
-      </w:r>
-      <w:r>
-        <w:t xml:space="preserve"> Statistical modeling, machine learning, visualization with ggplot2, seaborn, matplotlib, and R Shiny</w:t>
-      </w:r>
-    </w:p>
-    <w:p>
-      <w:pPr/>
-      <w:r/>
-      <w:r>
-        <w:rPr>
-          <w:b/>
-        </w:rPr>
-        <w:t>Professional Skills:</w:t>
-      </w:r>
-      <w:r>
-        <w:t xml:space="preserve"> Project management, scientific communication, cross-functional collaboration, technical writing, problem-solving</w:t>
-      </w:r>
-    </w:p>
-    <w:p>
-      <w:pPr/>
-      <w:r/>
-      <w:r>
-        <w:rPr>
-          <w:b/>
-        </w:rPr>
-        <w:t>Languages:</w:t>
-      </w:r>
-      <w:r>
-        <w:t xml:space="preserve"> English (Full professional proficiency), Spanish (Native)</w:t>
-      </w:r>
-    </w:p>
-    <w:p>
-      <w:pPr>
-        <w:pStyle w:val="Heading1"/>
-      </w:pPr>
-      <w:r>
-        <w:t xml:space="preserve"> Selected Publications (14 total)</w:t>
-      </w:r>
-    </w:p>
-    <w:p>
-      <w:pPr/>
-      <w:r/>
+        <w:jc w:val="both"/>
+      </w:pPr>
+      <w:r>
+        <w:t xml:space="preserve"> Selected Publications (1</w:t>
+      </w:r>
+      <w:r>
+        <w:t>5</w:t>
+      </w:r>
+      <w:r>
+        <w:t xml:space="preserve"> total)</w:t>
+      </w:r>
+    </w:p>
+    <w:p>
+      <w:pPr>
+        <w:jc w:val="both"/>
+        <w:rPr>
+          <w:lang w:val="es-ES"/>
+        </w:rPr>
+      </w:pPr>
       <w:r>
         <w:rPr>
           <w:b/>
@@ -403,25 +870,71 @@
         <w:t>Gallardo-Becerra L</w:t>
       </w:r>
       <w:r>
-        <w:t>, Cornejo-Granados F, Bikel S, Arenas I, López-Leal G, Alvarado-Gonzalez C, et al. Bioactive plasmid- and phage-encoded antimicrobial peptides (AMPs) in the human gut: a metatranscriptome–virome profiling reveals exploratory links to metabolic human diseases. Microb Ecol. 2025 Nov 28.</w:t>
-      </w:r>
-    </w:p>
-    <w:p>
-      <w:pPr/>
-      <w:r/>
-      <w:r>
-        <w:rPr>
-          <w:b/>
+        <w:t xml:space="preserve">, Cornejo-Granados F, Bikel S, Arenas I, López-Leal G, Alvarado-Gonzalez C, et al. Bioactive plasmid- and phage-encoded antimicrobial peptides (AMPs) in the human gut: a metatranscriptome–virome profiling reveals exploratory links to metabolic human diseases. </w:t>
+      </w:r>
+      <w:r>
+        <w:rPr>
+          <w:lang w:val="es-ES"/>
+        </w:rPr>
+        <w:t>Microb Ecol. 2025 Nov 28.</w:t>
+      </w:r>
+    </w:p>
+    <w:p>
+      <w:pPr>
+        <w:jc w:val="both"/>
+      </w:pPr>
+      <w:r>
+        <w:rPr>
+          <w:b/>
+          <w:lang w:val="es-ES"/>
         </w:rPr>
         <w:t>Gallardo-Becerra L</w:t>
       </w:r>
       <w:r>
-        <w:t>, Cornejo-Granados F, Romero-Hidalgo S, Lopez-Zavala AA, Cota-Huízar A, Cervantes-Echeverría M, et al. Host genome drives the microbiota enrichment of beneficial microbes in shrimp: exploring the hologenome perspective. Anim Microbiome. 2025 May 22;7(1):50.</w:t>
-      </w:r>
-    </w:p>
-    <w:p>
-      <w:pPr/>
-      <w:r/>
+        <w:rPr>
+          <w:lang w:val="es-ES"/>
+        </w:rPr>
+        <w:t xml:space="preserve">, Cornejo-Granados F, Romero-Hidalgo S, </w:t>
+      </w:r>
+      <w:proofErr w:type="spellStart"/>
+      <w:r>
+        <w:rPr>
+          <w:lang w:val="es-ES"/>
+        </w:rPr>
+        <w:t>Lopez</w:t>
+      </w:r>
+      <w:proofErr w:type="spellEnd"/>
+      <w:r>
+        <w:rPr>
+          <w:lang w:val="es-ES"/>
+        </w:rPr>
+        <w:t>-Zavala AA, Cota-</w:t>
+      </w:r>
+      <w:proofErr w:type="spellStart"/>
+      <w:r>
+        <w:rPr>
+          <w:lang w:val="es-ES"/>
+        </w:rPr>
+        <w:t>Huízar</w:t>
+      </w:r>
+      <w:proofErr w:type="spellEnd"/>
+      <w:r>
+        <w:rPr>
+          <w:lang w:val="es-ES"/>
+        </w:rPr>
+        <w:t xml:space="preserve"> A, Cervantes-Echeverría M, et al. </w:t>
+      </w:r>
+      <w:r>
+        <w:t>Host genome drives the microbiota enrichment of beneficial microbes in shrimp: exploring the hologenome perspective. Anim Microbiome. 2025 May 22;7(1):50.</w:t>
+      </w:r>
+    </w:p>
+    <w:p>
+      <w:pPr>
+        <w:jc w:val="both"/>
+        <w:rPr>
+          <w:lang w:val="es-ES"/>
+        </w:rPr>
+      </w:pPr>
       <w:r>
         <w:rPr>
           <w:b/>
@@ -429,25 +942,40 @@
         <w:t>Gallardo-Becerra L</w:t>
       </w:r>
       <w:r>
-        <w:t>, Cervantes-Echeverría M, Cornejo-Granados F, Vazquez-Morado LE, Ochoa-Leyva A. Perspectives in searching antimicrobial peptides (AMPs) produced by the microbiota. Microb Ecol. 2023 Dec 1;87(1):8.</w:t>
-      </w:r>
-    </w:p>
-    <w:p>
-      <w:pPr/>
-      <w:r/>
-      <w:r>
-        <w:rPr>
-          <w:b/>
+        <w:t xml:space="preserve">, Cervantes-Echeverría M, Cornejo-Granados F, Vazquez-Morado LE, Ochoa-Leyva A. Perspectives in searching antimicrobial peptides (AMPs) produced by the microbiota. </w:t>
+      </w:r>
+      <w:r>
+        <w:rPr>
+          <w:lang w:val="es-ES"/>
+        </w:rPr>
+        <w:t>Microb Ecol. 2023 Dec 1;87(1):8.</w:t>
+      </w:r>
+    </w:p>
+    <w:p>
+      <w:pPr>
+        <w:jc w:val="both"/>
+      </w:pPr>
+      <w:r>
+        <w:rPr>
+          <w:b/>
+          <w:lang w:val="es-ES"/>
         </w:rPr>
         <w:t>Gallardo-Becerra L</w:t>
       </w:r>
       <w:r>
-        <w:t>, Cornejo-Granados F, García-López R, Valdez-Lara A, Bikel S, Canizales-Quinteros S, et al. Metatranscriptomic analysis to define the Secrebiome, and 16S rRNA profiling of the gut microbiome in obesity and metabolic syndrome of Mexican children. Microb Cell Fact. 2020 Dec;19(1):61.</w:t>
-      </w:r>
-    </w:p>
-    <w:p>
-      <w:pPr/>
-      <w:r/>
+        <w:rPr>
+          <w:lang w:val="es-ES"/>
+        </w:rPr>
+        <w:t xml:space="preserve">, Cornejo-Granados F, García-López R, Valdez-Lara A, Bikel S, Canizales-Quinteros S, et al. </w:t>
+      </w:r>
+      <w:r>
+        <w:t>Metatranscriptomic analysis to define the Secrebiome, and 16S rRNA profiling of the gut microbiome in obesity and metabolic syndrome of Mexican children. Microb Cell Fact. 2020 Dec;19(1):61.</w:t>
+      </w:r>
+    </w:p>
+    <w:p>
+      <w:pPr>
+        <w:jc w:val="both"/>
+      </w:pPr>
       <w:r>
         <w:rPr>
           <w:b/>
@@ -455,7 +983,15 @@
         <w:t>Gallardo-Becerra L</w:t>
       </w:r>
       <w:r>
-        <w:t>, Cornejo-Granados F, Leonardo-Reza M, Ochoa-Romo JP, Ochoa-Leyva A. A meta-analysis reveals the environmental and host factors shaping the structure and function of the shrimp microbiota. PeerJ. 2018 Aug 10;6:e5382.</w:t>
+        <w:t>, Cornejo-Granados F, Leonardo-Reza M, Ochoa-Romo JP, Ochoa-Leyva A. A meta-analysis reveals the environmental and host factors shaping the structure and function of the shrimp microbiota. PeerJ. 2018 Aug 10;</w:t>
+      </w:r>
+      <w:proofErr w:type="gramStart"/>
+      <w:r>
+        <w:t>6:e</w:t>
+      </w:r>
+      <w:proofErr w:type="gramEnd"/>
+      <w:r>
+        <w:t>5382.</w:t>
       </w:r>
     </w:p>
     <w:sectPr>
@@ -492,6 +1028,119 @@
     </w:lvl>
   </w:abstractNum>
   <w:abstractNum w:abstractNumId="1" w15:restartNumberingAfterBreak="0">
+    <w:nsid w:val="1ABF4B18"/>
+    <w:multiLevelType w:val="hybridMultilevel"/>
+    <w:tmpl w:val="45509854"/>
+    <w:lvl w:ilvl="0" w:tplc="04090001">
+      <w:start w:val="1"/>
+      <w:numFmt w:val="bullet"/>
+      <w:lvlText w:val=""/>
+      <w:lvlJc w:val="left"/>
+      <w:pPr>
+        <w:ind w:left="720" w:hanging="360"/>
+      </w:pPr>
+      <w:rPr>
+        <w:rFonts w:ascii="Symbol" w:hAnsi="Symbol" w:hint="default"/>
+      </w:rPr>
+    </w:lvl>
+    <w:lvl w:ilvl="1" w:tplc="04090003" w:tentative="1">
+      <w:start w:val="1"/>
+      <w:numFmt w:val="bullet"/>
+      <w:lvlText w:val="o"/>
+      <w:lvlJc w:val="left"/>
+      <w:pPr>
+        <w:ind w:left="1440" w:hanging="360"/>
+      </w:pPr>
+      <w:rPr>
+        <w:rFonts w:ascii="Courier New" w:hAnsi="Courier New" w:cs="Courier New" w:hint="default"/>
+      </w:rPr>
+    </w:lvl>
+    <w:lvl w:ilvl="2" w:tplc="04090005" w:tentative="1">
+      <w:start w:val="1"/>
+      <w:numFmt w:val="bullet"/>
+      <w:lvlText w:val=""/>
+      <w:lvlJc w:val="left"/>
+      <w:pPr>
+        <w:ind w:left="2160" w:hanging="360"/>
+      </w:pPr>
+      <w:rPr>
+        <w:rFonts w:ascii="Wingdings" w:hAnsi="Wingdings" w:hint="default"/>
+      </w:rPr>
+    </w:lvl>
+    <w:lvl w:ilvl="3" w:tplc="04090001" w:tentative="1">
+      <w:start w:val="1"/>
+      <w:numFmt w:val="bullet"/>
+      <w:lvlText w:val=""/>
+      <w:lvlJc w:val="left"/>
+      <w:pPr>
+        <w:ind w:left="2880" w:hanging="360"/>
+      </w:pPr>
+      <w:rPr>
+        <w:rFonts w:ascii="Symbol" w:hAnsi="Symbol" w:hint="default"/>
+      </w:rPr>
+    </w:lvl>
+    <w:lvl w:ilvl="4" w:tplc="04090003" w:tentative="1">
+      <w:start w:val="1"/>
+      <w:numFmt w:val="bullet"/>
+      <w:lvlText w:val="o"/>
+      <w:lvlJc w:val="left"/>
+      <w:pPr>
+        <w:ind w:left="3600" w:hanging="360"/>
+      </w:pPr>
+      <w:rPr>
+        <w:rFonts w:ascii="Courier New" w:hAnsi="Courier New" w:cs="Courier New" w:hint="default"/>
+      </w:rPr>
+    </w:lvl>
+    <w:lvl w:ilvl="5" w:tplc="04090005" w:tentative="1">
+      <w:start w:val="1"/>
+      <w:numFmt w:val="bullet"/>
+      <w:lvlText w:val=""/>
+      <w:lvlJc w:val="left"/>
+      <w:pPr>
+        <w:ind w:left="4320" w:hanging="360"/>
+      </w:pPr>
+      <w:rPr>
+        <w:rFonts w:ascii="Wingdings" w:hAnsi="Wingdings" w:hint="default"/>
+      </w:rPr>
+    </w:lvl>
+    <w:lvl w:ilvl="6" w:tplc="04090001" w:tentative="1">
+      <w:start w:val="1"/>
+      <w:numFmt w:val="bullet"/>
+      <w:lvlText w:val=""/>
+      <w:lvlJc w:val="left"/>
+      <w:pPr>
+        <w:ind w:left="5040" w:hanging="360"/>
+      </w:pPr>
+      <w:rPr>
+        <w:rFonts w:ascii="Symbol" w:hAnsi="Symbol" w:hint="default"/>
+      </w:rPr>
+    </w:lvl>
+    <w:lvl w:ilvl="7" w:tplc="04090003" w:tentative="1">
+      <w:start w:val="1"/>
+      <w:numFmt w:val="bullet"/>
+      <w:lvlText w:val="o"/>
+      <w:lvlJc w:val="left"/>
+      <w:pPr>
+        <w:ind w:left="5760" w:hanging="360"/>
+      </w:pPr>
+      <w:rPr>
+        <w:rFonts w:ascii="Courier New" w:hAnsi="Courier New" w:cs="Courier New" w:hint="default"/>
+      </w:rPr>
+    </w:lvl>
+    <w:lvl w:ilvl="8" w:tplc="04090005" w:tentative="1">
+      <w:start w:val="1"/>
+      <w:numFmt w:val="bullet"/>
+      <w:lvlText w:val=""/>
+      <w:lvlJc w:val="left"/>
+      <w:pPr>
+        <w:ind w:left="6480" w:hanging="360"/>
+      </w:pPr>
+      <w:rPr>
+        <w:rFonts w:ascii="Wingdings" w:hAnsi="Wingdings" w:hint="default"/>
+      </w:rPr>
+    </w:lvl>
+  </w:abstractNum>
+  <w:abstractNum w:abstractNumId="2" w15:restartNumberingAfterBreak="0">
     <w:nsid w:val="3AB14C61"/>
     <w:multiLevelType w:val="hybridMultilevel"/>
     <w:tmpl w:val="E118EAEA"/>
@@ -604,11 +1253,398 @@
       </w:rPr>
     </w:lvl>
   </w:abstractNum>
+  <w:abstractNum w:abstractNumId="3" w15:restartNumberingAfterBreak="0">
+    <w:nsid w:val="3AFB6F69"/>
+    <w:multiLevelType w:val="hybridMultilevel"/>
+    <w:tmpl w:val="B1441B74"/>
+    <w:lvl w:ilvl="0" w:tplc="04090001">
+      <w:start w:val="1"/>
+      <w:numFmt w:val="bullet"/>
+      <w:lvlText w:val=""/>
+      <w:lvlJc w:val="left"/>
+      <w:pPr>
+        <w:ind w:left="720" w:hanging="360"/>
+      </w:pPr>
+      <w:rPr>
+        <w:rFonts w:ascii="Symbol" w:hAnsi="Symbol" w:hint="default"/>
+      </w:rPr>
+    </w:lvl>
+    <w:lvl w:ilvl="1" w:tplc="04090003" w:tentative="1">
+      <w:start w:val="1"/>
+      <w:numFmt w:val="bullet"/>
+      <w:lvlText w:val="o"/>
+      <w:lvlJc w:val="left"/>
+      <w:pPr>
+        <w:ind w:left="1440" w:hanging="360"/>
+      </w:pPr>
+      <w:rPr>
+        <w:rFonts w:ascii="Courier New" w:hAnsi="Courier New" w:cs="Courier New" w:hint="default"/>
+      </w:rPr>
+    </w:lvl>
+    <w:lvl w:ilvl="2" w:tplc="04090005" w:tentative="1">
+      <w:start w:val="1"/>
+      <w:numFmt w:val="bullet"/>
+      <w:lvlText w:val=""/>
+      <w:lvlJc w:val="left"/>
+      <w:pPr>
+        <w:ind w:left="2160" w:hanging="360"/>
+      </w:pPr>
+      <w:rPr>
+        <w:rFonts w:ascii="Wingdings" w:hAnsi="Wingdings" w:hint="default"/>
+      </w:rPr>
+    </w:lvl>
+    <w:lvl w:ilvl="3" w:tplc="04090001" w:tentative="1">
+      <w:start w:val="1"/>
+      <w:numFmt w:val="bullet"/>
+      <w:lvlText w:val=""/>
+      <w:lvlJc w:val="left"/>
+      <w:pPr>
+        <w:ind w:left="2880" w:hanging="360"/>
+      </w:pPr>
+      <w:rPr>
+        <w:rFonts w:ascii="Symbol" w:hAnsi="Symbol" w:hint="default"/>
+      </w:rPr>
+    </w:lvl>
+    <w:lvl w:ilvl="4" w:tplc="04090003" w:tentative="1">
+      <w:start w:val="1"/>
+      <w:numFmt w:val="bullet"/>
+      <w:lvlText w:val="o"/>
+      <w:lvlJc w:val="left"/>
+      <w:pPr>
+        <w:ind w:left="3600" w:hanging="360"/>
+      </w:pPr>
+      <w:rPr>
+        <w:rFonts w:ascii="Courier New" w:hAnsi="Courier New" w:cs="Courier New" w:hint="default"/>
+      </w:rPr>
+    </w:lvl>
+    <w:lvl w:ilvl="5" w:tplc="04090005" w:tentative="1">
+      <w:start w:val="1"/>
+      <w:numFmt w:val="bullet"/>
+      <w:lvlText w:val=""/>
+      <w:lvlJc w:val="left"/>
+      <w:pPr>
+        <w:ind w:left="4320" w:hanging="360"/>
+      </w:pPr>
+      <w:rPr>
+        <w:rFonts w:ascii="Wingdings" w:hAnsi="Wingdings" w:hint="default"/>
+      </w:rPr>
+    </w:lvl>
+    <w:lvl w:ilvl="6" w:tplc="04090001" w:tentative="1">
+      <w:start w:val="1"/>
+      <w:numFmt w:val="bullet"/>
+      <w:lvlText w:val=""/>
+      <w:lvlJc w:val="left"/>
+      <w:pPr>
+        <w:ind w:left="5040" w:hanging="360"/>
+      </w:pPr>
+      <w:rPr>
+        <w:rFonts w:ascii="Symbol" w:hAnsi="Symbol" w:hint="default"/>
+      </w:rPr>
+    </w:lvl>
+    <w:lvl w:ilvl="7" w:tplc="04090003" w:tentative="1">
+      <w:start w:val="1"/>
+      <w:numFmt w:val="bullet"/>
+      <w:lvlText w:val="o"/>
+      <w:lvlJc w:val="left"/>
+      <w:pPr>
+        <w:ind w:left="5760" w:hanging="360"/>
+      </w:pPr>
+      <w:rPr>
+        <w:rFonts w:ascii="Courier New" w:hAnsi="Courier New" w:cs="Courier New" w:hint="default"/>
+      </w:rPr>
+    </w:lvl>
+    <w:lvl w:ilvl="8" w:tplc="04090005" w:tentative="1">
+      <w:start w:val="1"/>
+      <w:numFmt w:val="bullet"/>
+      <w:lvlText w:val=""/>
+      <w:lvlJc w:val="left"/>
+      <w:pPr>
+        <w:ind w:left="6480" w:hanging="360"/>
+      </w:pPr>
+      <w:rPr>
+        <w:rFonts w:ascii="Wingdings" w:hAnsi="Wingdings" w:hint="default"/>
+      </w:rPr>
+    </w:lvl>
+  </w:abstractNum>
+  <w:abstractNum w:abstractNumId="4" w15:restartNumberingAfterBreak="0">
+    <w:nsid w:val="4319550B"/>
+    <w:multiLevelType w:val="multilevel"/>
+    <w:tmpl w:val="A4D2AADE"/>
+    <w:lvl w:ilvl="0">
+      <w:start w:val="1"/>
+      <w:numFmt w:val="bullet"/>
+      <w:lvlText w:val=""/>
+      <w:lvlJc w:val="left"/>
+      <w:pPr>
+        <w:tabs>
+          <w:tab w:val="num" w:pos="720"/>
+        </w:tabs>
+        <w:ind w:left="720" w:hanging="360"/>
+      </w:pPr>
+      <w:rPr>
+        <w:rFonts w:ascii="Symbol" w:hAnsi="Symbol" w:hint="default"/>
+        <w:sz w:val="20"/>
+      </w:rPr>
+    </w:lvl>
+    <w:lvl w:ilvl="1" w:tentative="1">
+      <w:start w:val="1"/>
+      <w:numFmt w:val="bullet"/>
+      <w:lvlText w:val="o"/>
+      <w:lvlJc w:val="left"/>
+      <w:pPr>
+        <w:tabs>
+          <w:tab w:val="num" w:pos="1440"/>
+        </w:tabs>
+        <w:ind w:left="1440" w:hanging="360"/>
+      </w:pPr>
+      <w:rPr>
+        <w:rFonts w:ascii="Courier New" w:hAnsi="Courier New" w:hint="default"/>
+        <w:sz w:val="20"/>
+      </w:rPr>
+    </w:lvl>
+    <w:lvl w:ilvl="2" w:tentative="1">
+      <w:start w:val="1"/>
+      <w:numFmt w:val="bullet"/>
+      <w:lvlText w:val=""/>
+      <w:lvlJc w:val="left"/>
+      <w:pPr>
+        <w:tabs>
+          <w:tab w:val="num" w:pos="2160"/>
+        </w:tabs>
+        <w:ind w:left="2160" w:hanging="360"/>
+      </w:pPr>
+      <w:rPr>
+        <w:rFonts w:ascii="Wingdings" w:hAnsi="Wingdings" w:hint="default"/>
+        <w:sz w:val="20"/>
+      </w:rPr>
+    </w:lvl>
+    <w:lvl w:ilvl="3" w:tentative="1">
+      <w:start w:val="1"/>
+      <w:numFmt w:val="bullet"/>
+      <w:lvlText w:val=""/>
+      <w:lvlJc w:val="left"/>
+      <w:pPr>
+        <w:tabs>
+          <w:tab w:val="num" w:pos="2880"/>
+        </w:tabs>
+        <w:ind w:left="2880" w:hanging="360"/>
+      </w:pPr>
+      <w:rPr>
+        <w:rFonts w:ascii="Wingdings" w:hAnsi="Wingdings" w:hint="default"/>
+        <w:sz w:val="20"/>
+      </w:rPr>
+    </w:lvl>
+    <w:lvl w:ilvl="4" w:tentative="1">
+      <w:start w:val="1"/>
+      <w:numFmt w:val="bullet"/>
+      <w:lvlText w:val=""/>
+      <w:lvlJc w:val="left"/>
+      <w:pPr>
+        <w:tabs>
+          <w:tab w:val="num" w:pos="3600"/>
+        </w:tabs>
+        <w:ind w:left="3600" w:hanging="360"/>
+      </w:pPr>
+      <w:rPr>
+        <w:rFonts w:ascii="Wingdings" w:hAnsi="Wingdings" w:hint="default"/>
+        <w:sz w:val="20"/>
+      </w:rPr>
+    </w:lvl>
+    <w:lvl w:ilvl="5" w:tentative="1">
+      <w:start w:val="1"/>
+      <w:numFmt w:val="bullet"/>
+      <w:lvlText w:val=""/>
+      <w:lvlJc w:val="left"/>
+      <w:pPr>
+        <w:tabs>
+          <w:tab w:val="num" w:pos="4320"/>
+        </w:tabs>
+        <w:ind w:left="4320" w:hanging="360"/>
+      </w:pPr>
+      <w:rPr>
+        <w:rFonts w:ascii="Wingdings" w:hAnsi="Wingdings" w:hint="default"/>
+        <w:sz w:val="20"/>
+      </w:rPr>
+    </w:lvl>
+    <w:lvl w:ilvl="6" w:tentative="1">
+      <w:start w:val="1"/>
+      <w:numFmt w:val="bullet"/>
+      <w:lvlText w:val=""/>
+      <w:lvlJc w:val="left"/>
+      <w:pPr>
+        <w:tabs>
+          <w:tab w:val="num" w:pos="5040"/>
+        </w:tabs>
+        <w:ind w:left="5040" w:hanging="360"/>
+      </w:pPr>
+      <w:rPr>
+        <w:rFonts w:ascii="Wingdings" w:hAnsi="Wingdings" w:hint="default"/>
+        <w:sz w:val="20"/>
+      </w:rPr>
+    </w:lvl>
+    <w:lvl w:ilvl="7" w:tentative="1">
+      <w:start w:val="1"/>
+      <w:numFmt w:val="bullet"/>
+      <w:lvlText w:val=""/>
+      <w:lvlJc w:val="left"/>
+      <w:pPr>
+        <w:tabs>
+          <w:tab w:val="num" w:pos="5760"/>
+        </w:tabs>
+        <w:ind w:left="5760" w:hanging="360"/>
+      </w:pPr>
+      <w:rPr>
+        <w:rFonts w:ascii="Wingdings" w:hAnsi="Wingdings" w:hint="default"/>
+        <w:sz w:val="20"/>
+      </w:rPr>
+    </w:lvl>
+    <w:lvl w:ilvl="8" w:tentative="1">
+      <w:start w:val="1"/>
+      <w:numFmt w:val="bullet"/>
+      <w:lvlText w:val=""/>
+      <w:lvlJc w:val="left"/>
+      <w:pPr>
+        <w:tabs>
+          <w:tab w:val="num" w:pos="6480"/>
+        </w:tabs>
+        <w:ind w:left="6480" w:hanging="360"/>
+      </w:pPr>
+      <w:rPr>
+        <w:rFonts w:ascii="Wingdings" w:hAnsi="Wingdings" w:hint="default"/>
+        <w:sz w:val="20"/>
+      </w:rPr>
+    </w:lvl>
+  </w:abstractNum>
+  <w:abstractNum w:abstractNumId="5" w15:restartNumberingAfterBreak="0">
+    <w:nsid w:val="4C370C4C"/>
+    <w:multiLevelType w:val="hybridMultilevel"/>
+    <w:tmpl w:val="FF76FE40"/>
+    <w:lvl w:ilvl="0" w:tplc="04090001">
+      <w:start w:val="1"/>
+      <w:numFmt w:val="bullet"/>
+      <w:lvlText w:val=""/>
+      <w:lvlJc w:val="left"/>
+      <w:pPr>
+        <w:ind w:left="720" w:hanging="360"/>
+      </w:pPr>
+      <w:rPr>
+        <w:rFonts w:ascii="Symbol" w:hAnsi="Symbol" w:hint="default"/>
+      </w:rPr>
+    </w:lvl>
+    <w:lvl w:ilvl="1" w:tplc="04090003" w:tentative="1">
+      <w:start w:val="1"/>
+      <w:numFmt w:val="bullet"/>
+      <w:lvlText w:val="o"/>
+      <w:lvlJc w:val="left"/>
+      <w:pPr>
+        <w:ind w:left="1440" w:hanging="360"/>
+      </w:pPr>
+      <w:rPr>
+        <w:rFonts w:ascii="Courier New" w:hAnsi="Courier New" w:cs="Courier New" w:hint="default"/>
+      </w:rPr>
+    </w:lvl>
+    <w:lvl w:ilvl="2" w:tplc="04090005" w:tentative="1">
+      <w:start w:val="1"/>
+      <w:numFmt w:val="bullet"/>
+      <w:lvlText w:val=""/>
+      <w:lvlJc w:val="left"/>
+      <w:pPr>
+        <w:ind w:left="2160" w:hanging="360"/>
+      </w:pPr>
+      <w:rPr>
+        <w:rFonts w:ascii="Wingdings" w:hAnsi="Wingdings" w:hint="default"/>
+      </w:rPr>
+    </w:lvl>
+    <w:lvl w:ilvl="3" w:tplc="04090001" w:tentative="1">
+      <w:start w:val="1"/>
+      <w:numFmt w:val="bullet"/>
+      <w:lvlText w:val=""/>
+      <w:lvlJc w:val="left"/>
+      <w:pPr>
+        <w:ind w:left="2880" w:hanging="360"/>
+      </w:pPr>
+      <w:rPr>
+        <w:rFonts w:ascii="Symbol" w:hAnsi="Symbol" w:hint="default"/>
+      </w:rPr>
+    </w:lvl>
+    <w:lvl w:ilvl="4" w:tplc="04090003" w:tentative="1">
+      <w:start w:val="1"/>
+      <w:numFmt w:val="bullet"/>
+      <w:lvlText w:val="o"/>
+      <w:lvlJc w:val="left"/>
+      <w:pPr>
+        <w:ind w:left="3600" w:hanging="360"/>
+      </w:pPr>
+      <w:rPr>
+        <w:rFonts w:ascii="Courier New" w:hAnsi="Courier New" w:cs="Courier New" w:hint="default"/>
+      </w:rPr>
+    </w:lvl>
+    <w:lvl w:ilvl="5" w:tplc="04090005" w:tentative="1">
+      <w:start w:val="1"/>
+      <w:numFmt w:val="bullet"/>
+      <w:lvlText w:val=""/>
+      <w:lvlJc w:val="left"/>
+      <w:pPr>
+        <w:ind w:left="4320" w:hanging="360"/>
+      </w:pPr>
+      <w:rPr>
+        <w:rFonts w:ascii="Wingdings" w:hAnsi="Wingdings" w:hint="default"/>
+      </w:rPr>
+    </w:lvl>
+    <w:lvl w:ilvl="6" w:tplc="04090001" w:tentative="1">
+      <w:start w:val="1"/>
+      <w:numFmt w:val="bullet"/>
+      <w:lvlText w:val=""/>
+      <w:lvlJc w:val="left"/>
+      <w:pPr>
+        <w:ind w:left="5040" w:hanging="360"/>
+      </w:pPr>
+      <w:rPr>
+        <w:rFonts w:ascii="Symbol" w:hAnsi="Symbol" w:hint="default"/>
+      </w:rPr>
+    </w:lvl>
+    <w:lvl w:ilvl="7" w:tplc="04090003" w:tentative="1">
+      <w:start w:val="1"/>
+      <w:numFmt w:val="bullet"/>
+      <w:lvlText w:val="o"/>
+      <w:lvlJc w:val="left"/>
+      <w:pPr>
+        <w:ind w:left="5760" w:hanging="360"/>
+      </w:pPr>
+      <w:rPr>
+        <w:rFonts w:ascii="Courier New" w:hAnsi="Courier New" w:cs="Courier New" w:hint="default"/>
+      </w:rPr>
+    </w:lvl>
+    <w:lvl w:ilvl="8" w:tplc="04090005" w:tentative="1">
+      <w:start w:val="1"/>
+      <w:numFmt w:val="bullet"/>
+      <w:lvlText w:val=""/>
+      <w:lvlJc w:val="left"/>
+      <w:pPr>
+        <w:ind w:left="6480" w:hanging="360"/>
+      </w:pPr>
+      <w:rPr>
+        <w:rFonts w:ascii="Wingdings" w:hAnsi="Wingdings" w:hint="default"/>
+      </w:rPr>
+    </w:lvl>
+  </w:abstractNum>
   <w:num w:numId="1" w16cid:durableId="1203640870">
-    <w:abstractNumId w:val="1"/>
+    <w:abstractNumId w:val="2"/>
   </w:num>
   <w:num w:numId="2" w16cid:durableId="283390146">
     <w:abstractNumId w:val="0"/>
+  </w:num>
+  <w:num w:numId="3" w16cid:durableId="743530676">
+    <w:abstractNumId w:val="1"/>
+  </w:num>
+  <w:num w:numId="4" w16cid:durableId="936133537">
+    <w:abstractNumId w:val="3"/>
+  </w:num>
+  <w:num w:numId="5" w16cid:durableId="2011247040">
+    <w:abstractNumId w:val="5"/>
+  </w:num>
+  <w:num w:numId="6" w16cid:durableId="1371612835">
+    <w:abstractNumId w:val="4"/>
   </w:num>
 </w:numbering>
 </file>
@@ -1288,6 +2324,21 @@
       <w:smallCaps w:val="0"/>
     </w:rPr>
   </w:style>
+  <w:style w:type="paragraph" w:styleId="NormalWeb">
+    <w:name w:val="Normal (Web)"/>
+    <w:basedOn w:val="Normal"/>
+    <w:uiPriority w:val="99"/>
+    <w:semiHidden/>
+    <w:unhideWhenUsed/>
+    <w:rsid w:val="00667CF7"/>
+    <w:pPr>
+      <w:spacing w:before="100" w:beforeAutospacing="1" w:after="100" w:afterAutospacing="1"/>
+    </w:pPr>
+    <w:rPr>
+      <w:rFonts w:ascii="Times New Roman" w:eastAsia="Times New Roman" w:hAnsi="Times New Roman" w:cs="Times New Roman"/>
+      <w:sz w:val="24"/>
+    </w:rPr>
+  </w:style>
 </w:styles>
 </file>
 
@@ -1493,7 +2544,12 @@
 </file>
 
 <file path=customXml/item1.xml><?xml version="1.0" encoding="utf-8"?>
-<b:Sources xmlns:b="http://schemas.openxmlformats.org/officeDocument/2006/bibliography" xmlns="http://schemas.openxmlformats.org/officeDocument/2006/bibliography" SelectedStyle="/APASixthEditionOfficeOnline.xsl" StyleName="APA" Version="6"/>
+<?mso-contentType ?>
+<FormTemplates xmlns="http://schemas.microsoft.com/sharepoint/v3/contenttype/forms">
+  <Display>DocumentLibraryForm</Display>
+  <Edit>DocumentLibraryForm</Edit>
+  <New>DocumentLibraryForm</New>
+</FormTemplates>
 </file>
 
 <file path=customXml/item2.xml><?xml version="1.0" encoding="utf-8"?>
@@ -1524,12 +2580,7 @@
 </file>
 
 <file path=customXml/item3.xml><?xml version="1.0" encoding="utf-8"?>
-<?mso-contentType ?>
-<FormTemplates xmlns="http://schemas.microsoft.com/sharepoint/v3/contenttype/forms">
-  <Display>DocumentLibraryForm</Display>
-  <Edit>DocumentLibraryForm</Edit>
-  <New>DocumentLibraryForm</New>
-</FormTemplates>
+<b:Sources xmlns:b="http://schemas.openxmlformats.org/officeDocument/2006/bibliography" xmlns="http://schemas.openxmlformats.org/officeDocument/2006/bibliography" SelectedStyle="/APASixthEditionOfficeOnline.xsl" StyleName="APA" Version="6"/>
 </file>
 
 <file path=customXml/item4.xml><?xml version="1.0" encoding="utf-8"?>
@@ -1851,9 +2902,9 @@
 </file>
 
 <file path=customXml/itemProps1.xml><?xml version="1.0" encoding="utf-8"?>
-<ds:datastoreItem xmlns:ds="http://schemas.openxmlformats.org/officeDocument/2006/customXml" ds:itemID="{50C72F2C-7F12-CD49-83C5-6C402A54E798}">
+<ds:datastoreItem xmlns:ds="http://schemas.openxmlformats.org/officeDocument/2006/customXml" ds:itemID="{80C97E1B-B454-4DED-B1F3-34450391BFC8}">
   <ds:schemaRefs>
-    <ds:schemaRef ds:uri="http://schemas.openxmlformats.org/officeDocument/2006/bibliography"/>
+    <ds:schemaRef ds:uri="http://schemas.microsoft.com/sharepoint/v3/contenttype/forms"/>
   </ds:schemaRefs>
 </ds:datastoreItem>
 </file>
@@ -1872,9 +2923,9 @@
 </file>
 
 <file path=customXml/itemProps3.xml><?xml version="1.0" encoding="utf-8"?>
-<ds:datastoreItem xmlns:ds="http://schemas.openxmlformats.org/officeDocument/2006/customXml" ds:itemID="{80C97E1B-B454-4DED-B1F3-34450391BFC8}">
+<ds:datastoreItem xmlns:ds="http://schemas.openxmlformats.org/officeDocument/2006/customXml" ds:itemID="{50C72F2C-7F12-CD49-83C5-6C402A54E798}">
   <ds:schemaRefs>
-    <ds:schemaRef ds:uri="http://schemas.microsoft.com/sharepoint/v3/contenttype/forms"/>
+    <ds:schemaRef ds:uri="http://schemas.openxmlformats.org/officeDocument/2006/bibliography"/>
   </ds:schemaRefs>
 </ds:datastoreItem>
 </file>

--- a/resumes/resume_2026_bioinfo.docx
+++ b/resumes/resume_2026_bioinfo.docx
@@ -192,8 +192,89 @@
       </w:pPr>
       <w:r>
         <w:rPr>
-          <w:rtl w:val="0"/>
-        </w:rPr>
+          <w:b w:val="1"/>
+          <w:bCs w:val="1"/>
+          <w:rtl w:val="0"/>
+        </w:rPr>
+        <w:t xml:space="preserve">Content Classification:</w:t>
+      </w:r>
+      <w:r>
+        <w:rPr>
+          <w:rtl w:val="0"/>
+        </w:rPr>
+        <w:t xml:space="preserve"> Performed systematic classification and annotation of digital content to improve Content Brand Suitability standards across Meta's advertising ecosystem.</w:t>
+      </w:r>
+    </w:p>
+    <w:p>
+      <w:pPr>
+        <w:numPr>
+          <w:ilvl w:val="0"/>
+          <w:numId w:val="1"/>
+        </w:numPr>
+        <w:spacing w:before="0" w:lineRule="auto"/>
+        <w:ind w:left="360"/>
+      </w:pPr>
+      <w:r>
+        <w:rPr>
+          <w:b w:val="1"/>
+          <w:bCs w:val="1"/>
+          <w:rtl w:val="0"/>
+        </w:rPr>
+        <w:t xml:space="preserve">Content Labeling:</w:t>
+      </w:r>
+      <w:r>
+        <w:rPr>
+          <w:rtl w:val="0"/>
+        </w:rPr>
+        <w:t xml:space="preserve"> Evaluated and labeled content at scale, applying established guidelines to ensure brand-safe environments for advertisers.</w:t>
+      </w:r>
+    </w:p>
+    <w:p>
+      <w:pPr>
+        <w:numPr>
+          <w:ilvl w:val="0"/>
+          <w:numId w:val="1"/>
+        </w:numPr>
+        <w:spacing w:before="0" w:lineRule="auto"/>
+        <w:ind w:left="360"/>
+      </w:pPr>
+      <w:r>
+        <w:rPr>
+          <w:b w:val="1"/>
+          <w:bCs w:val="1"/>
+          <w:rtl w:val="0"/>
+        </w:rPr>
+        <w:t xml:space="preserve">Data Quality:</w:t>
+      </w:r>
+      <w:r>
+        <w:rPr>
+          <w:rtl w:val="0"/>
+        </w:rPr>
+        <w:t xml:space="preserve"> Contributed to data quality initiatives that feed into machine learning models for automated content moderation and suitability scoring.</w:t>
+      </w:r>
+    </w:p>
+    <w:p>
+      <w:pPr>
+        <w:numPr>
+          <w:ilvl w:val="0"/>
+          <w:numId w:val="1"/>
+        </w:numPr>
+        <w:spacing w:before="0" w:lineRule="auto"/>
+        <w:ind w:left="360"/>
+      </w:pPr>
+      <w:r>
+        <w:rPr>
+          <w:b w:val="1"/>
+          <w:bCs w:val="1"/>
+          <w:rtl w:val="0"/>
+        </w:rPr>
+        <w:t xml:space="preserve">Policy Refinement:</w:t>
+      </w:r>
+      <w:r>
+        <w:rPr>
+          <w:rtl w:val="0"/>
+        </w:rPr>
+        <w:t xml:space="preserve"> Collaborated with cross-functional teams to identify edge cases and provide feedback that refines classification frameworks and policy guidelines</w:t>
       </w:r>
     </w:p>
     <w:p>
